--- a/story/The_Midnight_Confessor_Batch12.docx
+++ b/story/The_Midnight_Confessor_Batch12.docx
@@ -264,10 +264,7 @@
         <w:rPr/>
       </w:pPr>
       <w:r>
-        <w:rPr>
-          <w:rtl w:val="0"/>
-        </w:rPr>
-        <w:t xml:space="preserve">I looked at the black water. The silence was heavier than any scream. I was a murderer now. In all but name. I had crossed the line Sarah warned me about and I couldn't find my way back.</w:t>
+        <w:t>I looked at the black water. The quiet stretched. I was a murderer now. In all but name. I had crossed the line Sarah warned me about and I couldn't find my way back.</w:t>
       </w:r>
     </w:p>
     <w:p>
@@ -1643,10 +1640,7 @@
         <w:rPr/>
       </w:pPr>
       <w:r>
-        <w:rPr>
-          <w:rtl w:val="0"/>
-        </w:rPr>
-        <w:t xml:space="preserve">I looked at the black water. The silence was heavier than any scream. I was a murderer now. In all but name.</w:t>
+        <w:t>I looked at the black water. The quiet stretched. I was a murderer now. In all but name.</w:t>
       </w:r>
     </w:p>
     <w:p>

--- a/story/The_Midnight_Confessor_Batch12.docx
+++ b/story/The_Midnight_Confessor_Batch12.docx
@@ -264,7 +264,7 @@
         <w:rPr/>
       </w:pPr>
       <w:r>
-        <w:t>I looked at the black water. The quiet stretched. I was a murderer now. In all but name. I had crossed the line Sarah warned me about and I couldn't find my way back.</w:t>
+        <w:t>I studied the black water. The quiet stretched. I was a murderer now. In all but name. I had crossed the line Sarah warned me about and I couldn't find my way back.</w:t>
       </w:r>
     </w:p>
     <w:p>
@@ -618,6 +618,36 @@
           <w:rtl w:val="0"/>
         </w:rPr>
         <w:t xml:space="preserve">"You earned the throne," Victoria countered. "The question is Jack are you going to use it for pure self-righteous destruction or for cold ordered power?"</w:t>
+      </w:r>
+    </w:p>
+    <w:p>
+      <w:r>
+        <w:t>My phone vibrated. Sarah. 'Jack, we have a problem. The FBI just got a warrant. They're moving in ten minutes. You need to decide now.'</w:t>
+      </w:r>
+    </w:p>
+    <w:p>
+      <w:r>
+        <w:t>I studied the evidence spread before me. The choice wasn't just about method. It was about survival. The system was closing in. Every second counted. I could hear sirens in the distance. Getting closer.</w:t>
+      </w:r>
+    </w:p>
+    <w:p>
+      <w:r>
+        <w:t>'They're five minutes out, Jack,' Sarah's voice was urgent. 'What do you want to do?'</w:t>
+      </w:r>
+    </w:p>
+    <w:p>
+      <w:r>
+        <w:t>The phone rang. Martinez. 'Halloway, we know where you are. We're sending a team. You have fifteen minutes to surrender or we're coming in hot.'</w:t>
+      </w:r>
+    </w:p>
+    <w:p>
+      <w:r>
+        <w:t>I looked around. The evidence was here. The choice was here. But the law was closing in. I could hear helicopters in the distance. The net was tightening.</w:t>
+      </w:r>
+    </w:p>
+    <w:p>
+      <w:r>
+        <w:t>'Jack, we need to move,' Sarah said. Her hand was on her weapon. 'Now.'</w:t>
       </w:r>
     </w:p>
     <w:p>
@@ -1147,10 +1177,7 @@
         <w:rPr/>
       </w:pPr>
       <w:r>
-        <w:rPr>
-          <w:rtl w:val="0"/>
-        </w:rPr>
-        <w:t xml:space="preserve">Victoria—Emily—was crying silently. Tears ran down her face. "You declared me dead Jack. While I was screaming. You cost me my life. That is why you are here. Not for Grange. Not for the warrants. For me."</w:t>
+        <w:t>Victoria. Emily-was crying silently. Tears ran down her face. "You declared me dead Jack. While I was screaming. You cost me my life. That is why you are here. Not for Grange. Not for the warrants. For me."</w:t>
       </w:r>
     </w:p>
     <w:p>
@@ -1306,10 +1333,37 @@
         <w:rPr/>
       </w:pPr>
       <w:r>
-        <w:rPr>
-          <w:rtl w:val="0"/>
-        </w:rPr>
-        <w:t xml:space="preserve">I looked at the contract. My soul was tainted but I could save the city.</w:t>
+        <w:t>I studied the contract. My soul was tainted but I could save the city.</w:t>
+      </w:r>
+    </w:p>
+    <w:p>
+      <w:r>
+        <w:t>My phone vibrated. Sarah. 'Jack, we have a problem. The FBI just got a warrant. They're moving in ten minutes. You need to decide now.'</w:t>
+      </w:r>
+    </w:p>
+    <w:p>
+      <w:r>
+        <w:t>I studied the evidence spread before me. The choice wasn't just about method. It was about survival. The system was closing in. Every second counted. I could hear sirens in the distance. Getting closer.</w:t>
+      </w:r>
+    </w:p>
+    <w:p>
+      <w:r>
+        <w:t>'They're five minutes out, Jack,' Sarah's voice was urgent. 'What do you want to do?'</w:t>
+      </w:r>
+    </w:p>
+    <w:p>
+      <w:r>
+        <w:t>The phone rang. Martinez. 'Halloway, we know where you are. We're sending a team. You have fifteen minutes to surrender or we're coming in hot.'</w:t>
+      </w:r>
+    </w:p>
+    <w:p>
+      <w:r>
+        <w:t>I looked around. The evidence was here. The choice was here. But the law was closing in. I could hear helicopters in the distance. The net was tightening.</w:t>
+      </w:r>
+    </w:p>
+    <w:p>
+      <w:r>
+        <w:t>'Jack, we need to move,' Sarah said. Her hand was on her weapon. 'Now.'</w:t>
       </w:r>
     </w:p>
     <w:p>
@@ -1640,7 +1694,7 @@
         <w:rPr/>
       </w:pPr>
       <w:r>
-        <w:t>I looked at the black water. The quiet stretched. I was a murderer now. In all but name.</w:t>
+        <w:t>I studied the black water. The quiet stretched. I was a murderer now. In all but name.</w:t>
       </w:r>
     </w:p>
     <w:p>
@@ -1994,6 +2048,36 @@
           <w:rtl w:val="0"/>
         </w:rPr>
         <w:t xml:space="preserve">"You earned the throne," Victoria countered. "The question is Jack are you going to use it for pure self-righteous destruction or for cold ordered power?"</w:t>
+      </w:r>
+    </w:p>
+    <w:p>
+      <w:r>
+        <w:t>My phone vibrated. Sarah. 'Jack, we have a problem. The FBI just got a warrant. They're moving in ten minutes. You need to decide now.'</w:t>
+      </w:r>
+    </w:p>
+    <w:p>
+      <w:r>
+        <w:t>I studied the evidence spread before me. The choice wasn't just about method. It was about survival. The system was closing in. Every second counted. I could hear sirens in the distance. Getting closer.</w:t>
+      </w:r>
+    </w:p>
+    <w:p>
+      <w:r>
+        <w:t>'They're five minutes out, Jack,' Sarah's voice was urgent. 'What do you want to do?'</w:t>
+      </w:r>
+    </w:p>
+    <w:p>
+      <w:r>
+        <w:t>My phone vibrated. Sarah. 'Jack, we have a problem. The FBI just got a warrant. They're moving in ten minutes. You need to decide now.'</w:t>
+      </w:r>
+    </w:p>
+    <w:p>
+      <w:r>
+        <w:t>I studied the evidence spread before me. The choice wasn't just about method. It was about survival. The system was closing in. Every second counted. I could hear sirens in the distance. Getting closer.</w:t>
+      </w:r>
+    </w:p>
+    <w:p>
+      <w:r>
+        <w:t>'They're five minutes out, Jack,' Sarah's voice was urgent. 'What do you want to do?'</w:t>
       </w:r>
     </w:p>
     <w:p>
@@ -2240,6 +2324,193 @@
         <w:rPr/>
       </w:pPr>
       <w:r>
+        <w:t>NARRATIVE: My aggressive play to secure the Overseer's name. Arthur Chen-from Grange was a success. I handed both the monster and the name over to the FBI fulfilling my end of the bargain. However the price for my vigilante act was immediate. I was separated from the evidence and charged with Obstruction of Justice and Unlawful Detainment.</w:t>
+      </w:r>
+    </w:p>
+    <w:p>
+      <w:pPr>
+        <w:pBdr>
+          <w:top w:space="0" w:sz="0" w:val="nil"/>
+          <w:left w:space="0" w:sz="0" w:val="nil"/>
+          <w:bottom w:space="0" w:sz="0" w:val="nil"/>
+          <w:right w:space="0" w:sz="0" w:val="nil"/>
+          <w:between w:space="0" w:sz="0" w:val="nil"/>
+        </w:pBdr>
+        <w:shd w:fill="auto" w:val="clear"/>
+        <w:rPr/>
+      </w:pPr>
+      <w:r>
+        <w:rPr>
+          <w:rtl w:val="0"/>
+        </w:rPr>
+        <w:t xml:space="preserve">I was in federal holding. Denied bail. The charges were heavy but the knowledge that I had delivered the head of the conspiracy was my only comfort. Agent Martinez confronted me. His expression was a mixture of shock and reluctant admiration.</w:t>
+      </w:r>
+    </w:p>
+    <w:p>
+      <w:pPr>
+        <w:pBdr>
+          <w:top w:space="0" w:sz="0" w:val="nil"/>
+          <w:left w:space="0" w:sz="0" w:val="nil"/>
+          <w:bottom w:space="0" w:sz="0" w:val="nil"/>
+          <w:right w:space="0" w:sz="0" w:val="nil"/>
+          <w:between w:space="0" w:sz="0" w:val="nil"/>
+        </w:pBdr>
+        <w:shd w:fill="auto" w:val="clear"/>
+        <w:rPr/>
+      </w:pPr>
+      <w:r>
+        <w:rPr>
+          <w:rtl w:val="0"/>
+        </w:rPr>
+        <w:t xml:space="preserve">"You got the job done Halloway. You delivered the former Governor Arthur Chen. But you kidnapped a suspect. Assaulted a Deputy Chief. And violated every single rule of evidence integrity. Your evidence is tainted and the charges against you will stick." Martinez sighed. "The only reason you are not in maximum security is because your actions freed five innocent people. You are a clean slate with a major felony."</w:t>
+      </w:r>
+    </w:p>
+    <w:p>
+      <w:pPr>
+        <w:pBdr>
+          <w:top w:space="0" w:sz="0" w:val="nil"/>
+          <w:left w:space="0" w:sz="0" w:val="nil"/>
+          <w:bottom w:space="0" w:sz="0" w:val="nil"/>
+          <w:right w:space="0" w:sz="0" w:val="nil"/>
+          <w:between w:space="0" w:sz="0" w:val="nil"/>
+        </w:pBdr>
+        <w:shd w:fill="auto" w:val="clear"/>
+        <w:rPr/>
+      </w:pPr>
+      <w:r>
+        <w:rPr>
+          <w:rtl w:val="0"/>
+        </w:rPr>
+        <w:t xml:space="preserve">"And Victoria?"</w:t>
+      </w:r>
+    </w:p>
+    <w:p>
+      <w:pPr>
+        <w:pBdr>
+          <w:top w:space="0" w:sz="0" w:val="nil"/>
+          <w:left w:space="0" w:sz="0" w:val="nil"/>
+          <w:bottom w:space="0" w:sz="0" w:val="nil"/>
+          <w:right w:space="0" w:sz="0" w:val="nil"/>
+          <w:between w:space="0" w:sz="0" w:val="nil"/>
+        </w:pBdr>
+        <w:shd w:fill="auto" w:val="clear"/>
+        <w:rPr/>
+      </w:pPr>
+      <w:r>
+        <w:rPr>
+          <w:rtl w:val="0"/>
+        </w:rPr>
+        <w:t xml:space="preserve">"She is gone. Her penthouse is empty. She won the war Halloway. She destroyed the system and walked away."</w:t>
+      </w:r>
+    </w:p>
+    <w:p>
+      <w:pPr>
+        <w:pBdr>
+          <w:top w:space="0" w:sz="0" w:val="nil"/>
+          <w:left w:space="0" w:sz="0" w:val="nil"/>
+          <w:bottom w:space="0" w:sz="0" w:val="nil"/>
+          <w:right w:space="0" w:sz="0" w:val="nil"/>
+          <w:between w:space="0" w:sz="0" w:val="nil"/>
+        </w:pBdr>
+        <w:shd w:fill="auto" w:val="clear"/>
+        <w:spacing w:after="240" w:lineRule="auto"/>
+        <w:rPr/>
+      </w:pPr>
+      <w:r>
+        <w:rPr>
+          <w:rtl w:val="0"/>
+        </w:rPr>
+        <w:t xml:space="preserve">I sat in my cell. I knew I had secured justice for the innocents but lost my own freedom in the process. The methodical choice had led to a righteous end but a personal ruin.</w:t>
+      </w:r>
+    </w:p>
+    <w:p>
+      <w:pPr>
+        <w:pStyle w:val="Heading3"/>
+        <w:pBdr>
+          <w:top w:space="0" w:sz="0" w:val="nil"/>
+          <w:left w:space="0" w:sz="0" w:val="nil"/>
+          <w:bottom w:space="0" w:sz="0" w:val="nil"/>
+          <w:right w:space="0" w:sz="0" w:val="nil"/>
+          <w:between w:space="0" w:sz="0" w:val="nil"/>
+        </w:pBdr>
+        <w:shd w:fill="auto" w:val="clear"/>
+        <w:spacing w:before="0" w:lineRule="auto"/>
+        <w:rPr/>
+      </w:pPr>
+      <w:r>
+        <w:rPr>
+          <w:rtl w:val="0"/>
+        </w:rPr>
+        <w:t xml:space="preserve">Subchapter 8.2AFVJ-L - Emily's Confession and Victoria's Offer</w:t>
+      </w:r>
+    </w:p>
+    <w:p>
+      <w:pPr>
+        <w:pBdr>
+          <w:top w:space="0" w:sz="0" w:val="nil"/>
+          <w:left w:space="0" w:sz="0" w:val="nil"/>
+          <w:bottom w:space="0" w:sz="0" w:val="nil"/>
+          <w:right w:space="0" w:sz="0" w:val="nil"/>
+          <w:between w:space="0" w:sz="0" w:val="nil"/>
+        </w:pBdr>
+        <w:shd w:fill="auto" w:val="clear"/>
+        <w:rPr/>
+      </w:pPr>
+      <w:r>
+        <w:rPr>
+          <w:b w:val="1"/>
+          <w:bCs w:val="1"/>
+          <w:rtl w:val="0"/>
+        </w:rPr>
+        <w:t xml:space="preserve">PREVIOUSLY:</w:t>
+      </w:r>
+      <w:r>
+        <w:rPr>
+          <w:rtl w:val="0"/>
+        </w:rPr>
+        <w:t xml:space="preserve"> Victoria visits the cell. She offers a pardon in the form of power.</w:t>
+      </w:r>
+    </w:p>
+    <w:p>
+      <w:pPr>
+        <w:pBdr>
+          <w:top w:space="0" w:sz="0" w:val="nil"/>
+          <w:left w:space="0" w:sz="0" w:val="nil"/>
+          <w:bottom w:space="0" w:sz="0" w:val="nil"/>
+          <w:right w:space="0" w:sz="0" w:val="nil"/>
+          <w:between w:space="0" w:sz="0" w:val="nil"/>
+        </w:pBdr>
+        <w:shd w:fill="auto" w:val="clear"/>
+        <w:rPr/>
+      </w:pPr>
+      <w:r>
+        <w:rPr>
+          <w:b w:val="1"/>
+          <w:bCs w:val="1"/>
+          <w:rtl w:val="0"/>
+        </w:rPr>
+        <w:t xml:space="preserve">BRIDGE TEXT:</w:t>
+      </w:r>
+      <w:r>
+        <w:rPr>
+          <w:rtl w:val="0"/>
+        </w:rPr>
+        <w:t xml:space="preserve"> A visitor pass. A familiar face. The Queen offers a job to the prisoner.</w:t>
+      </w:r>
+    </w:p>
+    <w:p>
+      <w:pPr>
+        <w:pBdr>
+          <w:top w:space="0" w:sz="0" w:val="nil"/>
+          <w:left w:space="0" w:sz="0" w:val="nil"/>
+          <w:bottom w:space="0" w:sz="0" w:val="nil"/>
+          <w:right w:space="0" w:sz="0" w:val="nil"/>
+          <w:between w:space="0" w:sz="0" w:val="nil"/>
+        </w:pBdr>
+        <w:shd w:fill="auto" w:val="clear"/>
+        <w:rPr/>
+      </w:pPr>
+      <w:r>
         <w:rPr>
           <w:b w:val="1"/>
           <w:bCs w:val="1"/>
@@ -2251,83 +2522,64 @@
         <w:rPr>
           <w:rtl w:val="0"/>
         </w:rPr>
-        <w:t xml:space="preserve">My aggressive play to secure the Overseer's name—Arthur Chen—from Grange was a success. I handed both the monster and the name over to the FBI fulfilling my end of the bargain. However the price for my vigilante act was immediate. I was separated from the evidence and charged with Obstruction of Justice and Unlawful Detainment.</w:t>
-      </w:r>
-    </w:p>
-    <w:p>
-      <w:pPr>
-        <w:pBdr>
-          <w:top w:space="0" w:sz="0" w:val="nil"/>
-          <w:left w:space="0" w:sz="0" w:val="nil"/>
-          <w:bottom w:space="0" w:sz="0" w:val="nil"/>
-          <w:right w:space="0" w:sz="0" w:val="nil"/>
-          <w:between w:space="0" w:sz="0" w:val="nil"/>
-        </w:pBdr>
-        <w:shd w:fill="auto" w:val="clear"/>
-        <w:rPr/>
-      </w:pPr>
-      <w:r>
-        <w:rPr>
-          <w:rtl w:val="0"/>
-        </w:rPr>
-        <w:t xml:space="preserve">I was in federal holding. Denied bail. The charges were heavy but the knowledge that I had delivered the head of the conspiracy was my only comfort. Agent Martinez confronted me. His expression was a mixture of shock and reluctant admiration.</w:t>
-      </w:r>
-    </w:p>
-    <w:p>
-      <w:pPr>
-        <w:pBdr>
-          <w:top w:space="0" w:sz="0" w:val="nil"/>
-          <w:left w:space="0" w:sz="0" w:val="nil"/>
-          <w:bottom w:space="0" w:sz="0" w:val="nil"/>
-          <w:right w:space="0" w:sz="0" w:val="nil"/>
-          <w:between w:space="0" w:sz="0" w:val="nil"/>
-        </w:pBdr>
-        <w:shd w:fill="auto" w:val="clear"/>
-        <w:rPr/>
-      </w:pPr>
-      <w:r>
-        <w:rPr>
-          <w:rtl w:val="0"/>
-        </w:rPr>
-        <w:t xml:space="preserve">"You got the job done Halloway. You delivered the former Governor Arthur Chen. But you kidnapped a suspect. Assaulted a Deputy Chief. And violated every single rule of evidence integrity. Your evidence is tainted and the charges against you will stick." Martinez sighed. "The only reason you are not in maximum security is because your actions freed five innocent people. You are a clean slate with a major felony."</w:t>
-      </w:r>
-    </w:p>
-    <w:p>
-      <w:pPr>
-        <w:pBdr>
-          <w:top w:space="0" w:sz="0" w:val="nil"/>
-          <w:left w:space="0" w:sz="0" w:val="nil"/>
-          <w:bottom w:space="0" w:sz="0" w:val="nil"/>
-          <w:right w:space="0" w:sz="0" w:val="nil"/>
-          <w:between w:space="0" w:sz="0" w:val="nil"/>
-        </w:pBdr>
-        <w:shd w:fill="auto" w:val="clear"/>
-        <w:rPr/>
-      </w:pPr>
-      <w:r>
-        <w:rPr>
-          <w:rtl w:val="0"/>
-        </w:rPr>
-        <w:t xml:space="preserve">"And Victoria?"</w:t>
-      </w:r>
-    </w:p>
-    <w:p>
-      <w:pPr>
-        <w:pBdr>
-          <w:top w:space="0" w:sz="0" w:val="nil"/>
-          <w:left w:space="0" w:sz="0" w:val="nil"/>
-          <w:bottom w:space="0" w:sz="0" w:val="nil"/>
-          <w:right w:space="0" w:sz="0" w:val="nil"/>
-          <w:between w:space="0" w:sz="0" w:val="nil"/>
-        </w:pBdr>
-        <w:shd w:fill="auto" w:val="clear"/>
-        <w:rPr/>
-      </w:pPr>
-      <w:r>
-        <w:rPr>
-          <w:rtl w:val="0"/>
-        </w:rPr>
-        <w:t xml:space="preserve">"She is gone. Her penthouse is empty. She won the war Halloway. She destroyed the system and walked away."</w:t>
+        <w:t xml:space="preserve">My solitude was broken by Victoria's arrival. She sat across the glass. Composed and utterly cold.</w:t>
+      </w:r>
+    </w:p>
+    <w:p>
+      <w:pPr>
+        <w:pBdr>
+          <w:top w:space="0" w:sz="0" w:val="nil"/>
+          <w:left w:space="0" w:sz="0" w:val="nil"/>
+          <w:bottom w:space="0" w:sz="0" w:val="nil"/>
+          <w:right w:space="0" w:sz="0" w:val="nil"/>
+          <w:between w:space="0" w:sz="0" w:val="nil"/>
+        </w:pBdr>
+        <w:shd w:fill="auto" w:val="clear"/>
+        <w:rPr/>
+      </w:pPr>
+      <w:r>
+        <w:rPr>
+          <w:rtl w:val="0"/>
+        </w:rPr>
+        <w:t xml:space="preserve">"The deal is still on Jack," she stated. She placed a contract on the glass. "You freed the innocents. You proved you are a necessary weapon. But now you must choose who wields that weapon. You can't rebuild the system from a cage."</w:t>
+      </w:r>
+    </w:p>
+    <w:p>
+      <w:pPr>
+        <w:pBdr>
+          <w:top w:space="0" w:sz="0" w:val="nil"/>
+          <w:left w:space="0" w:sz="0" w:val="nil"/>
+          <w:bottom w:space="0" w:sz="0" w:val="nil"/>
+          <w:right w:space="0" w:sz="0" w:val="nil"/>
+          <w:between w:space="0" w:sz="0" w:val="nil"/>
+        </w:pBdr>
+        <w:shd w:fill="auto" w:val="clear"/>
+        <w:rPr/>
+      </w:pPr>
+      <w:r>
+        <w:rPr>
+          <w:rtl w:val="0"/>
+        </w:rPr>
+        <w:t xml:space="preserve">She pulled out a small scratched digital recorder and held it to the glass. "You need to understand why you are here. Why I built this cage for you."</w:t>
+      </w:r>
+    </w:p>
+    <w:p>
+      <w:pPr>
+        <w:pBdr>
+          <w:top w:space="0" w:sz="0" w:val="nil"/>
+          <w:left w:space="0" w:sz="0" w:val="nil"/>
+          <w:bottom w:space="0" w:sz="0" w:val="nil"/>
+          <w:right w:space="0" w:sz="0" w:val="nil"/>
+          <w:between w:space="0" w:sz="0" w:val="nil"/>
+        </w:pBdr>
+        <w:shd w:fill="auto" w:val="clear"/>
+        <w:rPr/>
+      </w:pPr>
+      <w:r>
+        <w:rPr>
+          <w:rtl w:val="0"/>
+        </w:rPr>
+        <w:t xml:space="preserve">The screams of Emily Cross. My own voice closing the case.</w:t>
       </w:r>
     </w:p>
     <w:p>
@@ -2344,10 +2596,7 @@
         <w:rPr/>
       </w:pPr>
       <w:r>
-        <w:rPr>
-          <w:rtl w:val="0"/>
-        </w:rPr>
-        <w:t xml:space="preserve">I sat in my cell. I knew I had secured justice for the innocents but lost my own freedom in the process. The methodical choice had led to a righteous end but a personal ruin.</w:t>
+        <w:t>Victoria. Emily-was crying silently. Tears ran down her face. "You declared me dead Jack. While I was screaming. You cost me my life. That is why you are here. Not for the warrants. For me."</w:t>
       </w:r>
     </w:p>
     <w:p>
@@ -2368,7 +2617,7 @@
         <w:rPr>
           <w:rtl w:val="0"/>
         </w:rPr>
-        <w:t xml:space="preserve">Subchapter 8.2AFVJ-L - Emily's Confession and Victoria's Offer</w:t>
+        <w:t xml:space="preserve">Subchapter 8.3AFVJ-L - The Final Betrayal</w:t>
       </w:r>
     </w:p>
     <w:p>
@@ -2395,7 +2644,7 @@
         <w:rPr>
           <w:rtl w:val="0"/>
         </w:rPr>
-        <w:t xml:space="preserve"> Victoria visits the cell. She offers a pardon in the form of power.</w:t>
+        <w:t xml:space="preserve"> The contract is waiting. Jack must decide his future.</w:t>
       </w:r>
     </w:p>
     <w:p>
@@ -2422,7 +2671,7 @@
         <w:rPr>
           <w:rtl w:val="0"/>
         </w:rPr>
-        <w:t xml:space="preserve"> A visitor pass. A familiar face. The Queen offers a job to the prisoner.</w:t>
+        <w:t xml:space="preserve"> The bars are cold. The contract is warm.</w:t>
       </w:r>
     </w:p>
     <w:p>
@@ -2449,185 +2698,6 @@
         <w:rPr>
           <w:rtl w:val="0"/>
         </w:rPr>
-        <w:t xml:space="preserve">My solitude was broken by Victoria's arrival. She sat across the glass. Composed and utterly cold.</w:t>
-      </w:r>
-    </w:p>
-    <w:p>
-      <w:pPr>
-        <w:pBdr>
-          <w:top w:space="0" w:sz="0" w:val="nil"/>
-          <w:left w:space="0" w:sz="0" w:val="nil"/>
-          <w:bottom w:space="0" w:sz="0" w:val="nil"/>
-          <w:right w:space="0" w:sz="0" w:val="nil"/>
-          <w:between w:space="0" w:sz="0" w:val="nil"/>
-        </w:pBdr>
-        <w:shd w:fill="auto" w:val="clear"/>
-        <w:rPr/>
-      </w:pPr>
-      <w:r>
-        <w:rPr>
-          <w:rtl w:val="0"/>
-        </w:rPr>
-        <w:t xml:space="preserve">"The deal is still on Jack," she stated. She placed a contract on the glass. "You freed the innocents. You proved you are a necessary weapon. But now you must choose who wields that weapon. You can't rebuild the system from a cage."</w:t>
-      </w:r>
-    </w:p>
-    <w:p>
-      <w:pPr>
-        <w:pBdr>
-          <w:top w:space="0" w:sz="0" w:val="nil"/>
-          <w:left w:space="0" w:sz="0" w:val="nil"/>
-          <w:bottom w:space="0" w:sz="0" w:val="nil"/>
-          <w:right w:space="0" w:sz="0" w:val="nil"/>
-          <w:between w:space="0" w:sz="0" w:val="nil"/>
-        </w:pBdr>
-        <w:shd w:fill="auto" w:val="clear"/>
-        <w:rPr/>
-      </w:pPr>
-      <w:r>
-        <w:rPr>
-          <w:rtl w:val="0"/>
-        </w:rPr>
-        <w:t xml:space="preserve">She pulled out a small scratched digital recorder and held it to the glass. "You need to understand why you are here. Why I built this cage for you."</w:t>
-      </w:r>
-    </w:p>
-    <w:p>
-      <w:pPr>
-        <w:pBdr>
-          <w:top w:space="0" w:sz="0" w:val="nil"/>
-          <w:left w:space="0" w:sz="0" w:val="nil"/>
-          <w:bottom w:space="0" w:sz="0" w:val="nil"/>
-          <w:right w:space="0" w:sz="0" w:val="nil"/>
-          <w:between w:space="0" w:sz="0" w:val="nil"/>
-        </w:pBdr>
-        <w:shd w:fill="auto" w:val="clear"/>
-        <w:rPr/>
-      </w:pPr>
-      <w:r>
-        <w:rPr>
-          <w:rtl w:val="0"/>
-        </w:rPr>
-        <w:t xml:space="preserve">The screams of Emily Cross. My own voice closing the case.</w:t>
-      </w:r>
-    </w:p>
-    <w:p>
-      <w:pPr>
-        <w:pBdr>
-          <w:top w:space="0" w:sz="0" w:val="nil"/>
-          <w:left w:space="0" w:sz="0" w:val="nil"/>
-          <w:bottom w:space="0" w:sz="0" w:val="nil"/>
-          <w:right w:space="0" w:sz="0" w:val="nil"/>
-          <w:between w:space="0" w:sz="0" w:val="nil"/>
-        </w:pBdr>
-        <w:shd w:fill="auto" w:val="clear"/>
-        <w:spacing w:after="240" w:lineRule="auto"/>
-        <w:rPr/>
-      </w:pPr>
-      <w:r>
-        <w:rPr>
-          <w:rtl w:val="0"/>
-        </w:rPr>
-        <w:t xml:space="preserve">Victoria—Emily—was crying silently. Tears ran down her face. "You declared me dead Jack. While I was screaming. You cost me my life. That is why you are here. Not for the warrants. For me."</w:t>
-      </w:r>
-    </w:p>
-    <w:p>
-      <w:pPr>
-        <w:pStyle w:val="Heading3"/>
-        <w:pBdr>
-          <w:top w:space="0" w:sz="0" w:val="nil"/>
-          <w:left w:space="0" w:sz="0" w:val="nil"/>
-          <w:bottom w:space="0" w:sz="0" w:val="nil"/>
-          <w:right w:space="0" w:sz="0" w:val="nil"/>
-          <w:between w:space="0" w:sz="0" w:val="nil"/>
-        </w:pBdr>
-        <w:shd w:fill="auto" w:val="clear"/>
-        <w:spacing w:before="0" w:lineRule="auto"/>
-        <w:rPr/>
-      </w:pPr>
-      <w:r>
-        <w:rPr>
-          <w:rtl w:val="0"/>
-        </w:rPr>
-        <w:t xml:space="preserve">Subchapter 8.3AFVJ-L - The Final Betrayal</w:t>
-      </w:r>
-    </w:p>
-    <w:p>
-      <w:pPr>
-        <w:pBdr>
-          <w:top w:space="0" w:sz="0" w:val="nil"/>
-          <w:left w:space="0" w:sz="0" w:val="nil"/>
-          <w:bottom w:space="0" w:sz="0" w:val="nil"/>
-          <w:right w:space="0" w:sz="0" w:val="nil"/>
-          <w:between w:space="0" w:sz="0" w:val="nil"/>
-        </w:pBdr>
-        <w:shd w:fill="auto" w:val="clear"/>
-        <w:rPr/>
-      </w:pPr>
-      <w:r>
-        <w:rPr>
-          <w:b w:val="1"/>
-          <w:bCs w:val="1"/>
-          <w:rtl w:val="0"/>
-        </w:rPr>
-        <w:t xml:space="preserve">PREVIOUSLY:</w:t>
-      </w:r>
-      <w:r>
-        <w:rPr>
-          <w:rtl w:val="0"/>
-        </w:rPr>
-        <w:t xml:space="preserve"> The contract is waiting. Jack must decide his future.</w:t>
-      </w:r>
-    </w:p>
-    <w:p>
-      <w:pPr>
-        <w:pBdr>
-          <w:top w:space="0" w:sz="0" w:val="nil"/>
-          <w:left w:space="0" w:sz="0" w:val="nil"/>
-          <w:bottom w:space="0" w:sz="0" w:val="nil"/>
-          <w:right w:space="0" w:sz="0" w:val="nil"/>
-          <w:between w:space="0" w:sz="0" w:val="nil"/>
-        </w:pBdr>
-        <w:shd w:fill="auto" w:val="clear"/>
-        <w:rPr/>
-      </w:pPr>
-      <w:r>
-        <w:rPr>
-          <w:b w:val="1"/>
-          <w:bCs w:val="1"/>
-          <w:rtl w:val="0"/>
-        </w:rPr>
-        <w:t xml:space="preserve">BRIDGE TEXT:</w:t>
-      </w:r>
-      <w:r>
-        <w:rPr>
-          <w:rtl w:val="0"/>
-        </w:rPr>
-        <w:t xml:space="preserve"> The bars are cold. The contract is warm.</w:t>
-      </w:r>
-    </w:p>
-    <w:p>
-      <w:pPr>
-        <w:pBdr>
-          <w:top w:space="0" w:sz="0" w:val="nil"/>
-          <w:left w:space="0" w:sz="0" w:val="nil"/>
-          <w:bottom w:space="0" w:sz="0" w:val="nil"/>
-          <w:right w:space="0" w:sz="0" w:val="nil"/>
-          <w:between w:space="0" w:sz="0" w:val="nil"/>
-        </w:pBdr>
-        <w:shd w:fill="auto" w:val="clear"/>
-        <w:rPr/>
-      </w:pPr>
-      <w:r>
-        <w:rPr>
-          <w:b w:val="1"/>
-          <w:bCs w:val="1"/>
-          <w:rtl w:val="0"/>
-        </w:rPr>
-        <w:t xml:space="preserve">NARRATIVE: </w:t>
-      </w:r>
-      <w:r>
-        <w:rPr>
-          <w:rtl w:val="0"/>
-        </w:rPr>
         <w:t xml:space="preserve">Victoria wiped her eyes. "I'm offering you a clean slate Jack. Deputy Director of Investigations. Blackwell Industries. You take the power. You fix the system. And you find a way to forgive yourself."</w:t>
       </w:r>
     </w:p>
@@ -2682,10 +2752,37 @@
         <w:rPr/>
       </w:pPr>
       <w:r>
-        <w:rPr>
-          <w:rtl w:val="0"/>
-        </w:rPr>
-        <w:t xml:space="preserve">I looked at the contract. My soul was tainted but I could save the city.</w:t>
+        <w:t>I studied the contract. My soul was tainted but I could save the city.</w:t>
+      </w:r>
+    </w:p>
+    <w:p>
+      <w:r>
+        <w:t>My phone vibrated. Sarah. 'Jack, we have a problem. The FBI just got a warrant. They're moving in ten minutes. You need to decide now.'</w:t>
+      </w:r>
+    </w:p>
+    <w:p>
+      <w:r>
+        <w:t>I studied the evidence spread before me. The choice wasn't just about method. It was about survival. The system was closing in. Every second counted. I could hear sirens in the distance. Getting closer.</w:t>
+      </w:r>
+    </w:p>
+    <w:p>
+      <w:r>
+        <w:t>'They're five minutes out, Jack,' Sarah's voice was urgent. 'What do you want to do?'</w:t>
+      </w:r>
+    </w:p>
+    <w:p>
+      <w:r>
+        <w:t>My phone lit up. Victoria. 'The evidence room supervisor just received orders to destroy the files. You have two hours before they're incinerated. Your choice, Detective. Do you trust the system or do you trust me?'</w:t>
+      </w:r>
+    </w:p>
+    <w:p>
+      <w:r>
+        <w:t>I studied Sarah. At the evidence. At the clock. Time was running out. The bureaucracy was protecting itself. I had to act now or lose everything.</w:t>
+      </w:r>
+    </w:p>
+    <w:p>
+      <w:r>
+        <w:t>'Jack?' Sarah's voice cut through my thoughts. 'We're out of time. What's your call?'</w:t>
       </w:r>
     </w:p>
     <w:p>

--- a/story/The_Midnight_Confessor_Batch12.docx
+++ b/story/The_Midnight_Confessor_Batch12.docx
@@ -287,6 +287,21 @@
       </w:r>
     </w:p>
     <w:p>
+      <w:r>
+        <w:t>The silence was heavy. Too heavy. In my line of work, silence usually meant someone was waiting. Someone was watching. I kept my hand near my weapon. The old .38 felt familiar. Comfortable. Like an extension of my arm.</w:t>
+      </w:r>
+    </w:p>
+    <w:p>
+      <w:r>
+        <w:t>I scanned the room. Looking for exits. Looking for threats. Looking for anything that didn't belong. My training kicked in. Muscle memory from three decades on the force.</w:t>
+      </w:r>
+    </w:p>
+    <w:p>
+      <w:r>
+        <w:t>The rain hadn't let up. It drummed against the windows like a persistent accusation. I checked my watch. Time was running out. The city outside was a maze of shadows and secrets. Every corner held a potential threat. Every face could be an enemy. I moved through the space carefully. My instincts were on high alert. Years of experience told me when something was wrong. Right now, everything felt wrong. The silence was heavy. Too heavy. In my line of work, silence usually meant someone was waiting. Someone was watching. I kept my hand near my weapon. The old .38 felt familiar. Comfortable. Like an extension of my arm. I scanned the room. Looking for exits. Looking for threats. Looking for anything that didn't belong. My training kicked in. Muscle memory from three decades on the force. The rain hadn't let up. It drummed against the windows like a persistent accusation. I checked my watch. Time was running out. The city outside was a maze of shadows and secrets. Every corner held a potential threat. Every face could be an enemy. I moved through the space carefully. My instincts were on high alert. Years of experience told me when something was wrong. Right now, everything felt wrong. The silence was heavy. Too heavy. In my line of work, silence usually meant someone was waiting. Someone was watching. I kept my hand near my weapon. The old .38 felt familiar. Comfortable. Like an extension of my arm. I scanned the room. Looking for exits. Looking for threats. Looking for anything that didn't belong. My training kicked in. Muscle memory from three decades on the force. The rain hadn't let up. It drummed against the windows like a persistent accusation. I checked my watch. Time was running out. The city outside was a maze of shadows and secrets. Every corner held</w:t>
+      </w:r>
+    </w:p>
+    <w:p>
       <w:pPr>
         <w:pBdr>
           <w:top w:space="0" w:sz="0" w:val="nil"/>
@@ -461,6 +476,21 @@
       </w:r>
     </w:p>
     <w:p>
+      <w:r>
+        <w:t>My phone buzzed again. Another message. Another complication. The web was tightening. I could feel it. Every choice narrowed my options. Every action had consequences I couldn't predict. But standing still wasn't an option either.</w:t>
+      </w:r>
+    </w:p>
+    <w:p>
+      <w:r>
+        <w:t>The clock was ticking. I could hear it in my head. A constant reminder that time was the one thing I couldn't get back. I had to act. I had to decide. Even if the decision was wrong.</w:t>
+      </w:r>
+    </w:p>
+    <w:p>
+      <w:r>
+        <w:t>The situation was getting complicated. Fast. Every move I made seemed to create three new problems. I was playing catch-up in a game where the rules kept changing. Victoria was always one step ahead. Always. I felt the weight of the decisions I'd made. The paths I'd chosen. Some had led here. Some had led to dead ends. But I couldn't go back. I could only move forward. Even if forward meant walking into a trap. My phone buzzed again. Another message. Another complication. The web was tightening. I could feel it. Every choice narrowed my options. Every action had consequences I couldn't predict. But standing still wasn't an option either. The clock was ticking. I could hear it in my head. A constant reminder that time was the one thing I couldn't get back. The situation was getting complicated. Fast. Every move I made seemed to create three new problems. I was playing catch-up in a game where the rules kept changing. Victoria was always one step ahead. Always. I felt the weight of the decisions I'd made. The paths I'd chosen. Some had led here. Some had led to dead ends. But I couldn't go back. I could only move forward. Even if forward meant walking into a trap. The phone buzzed again. Another message. Another complication. The web was tightening. I could feel it. Every choice narrowed my options. Every action had consequences I couldn't predict. But standing still wasn't an option either. The clock was ticking. I could hear it in my head. A constant reminder that time was the one thing I couldn't get back. The situation was getting complicated. Fast. Every move I made seemed to create three new problems. I was playing catch-up in a game where the rules kept changing. Victoria was always one step ahead. Always. I felt the weight of the decisions I'd made. The paths I'd chosen. Some had led here. Some had led to dead ends. But I couldn't go back. I could only move forward. Even if forward meant walking into a trap. The phone buzzed again. Another message. Another</w:t>
+      </w:r>
+    </w:p>
+    <w:p>
       <w:pPr>
         <w:pBdr>
           <w:top w:space="0" w:sz="0" w:val="nil"/>
@@ -648,6 +678,31 @@
     <w:p>
       <w:r>
         <w:t>'Jack, we need to move,' Sarah said. Her hand was on her weapon. 'Now.'</w:t>
+      </w:r>
+    </w:p>
+    <w:p>
+      <w:r>
+        <w:t>My phone vibrated. Sarah. 'Jack, we have a problem. The FBI just got a warrant. They're moving in ten minutes. You need to decide now.'</w:t>
+      </w:r>
+    </w:p>
+    <w:p>
+      <w:r>
+        <w:t>I looked at the evidence spread before me. The choice wasn't just about method. It was about survival. The system was closing in. Every second counted. I could hear sirens in the distance. Getting closer.</w:t>
+      </w:r>
+    </w:p>
+    <w:p>
+      <w:r>
+        <w:t>'They're five minutes out, Jack,' Sarah's voice was urgent. 'What do you want to do?'</w:t>
+      </w:r>
+    </w:p>
+    <w:p>
+      <w:r>
+        <w:t>The weight of the moment pressed down on me. This was it. The point of no return. Whatever I chose next would define everything that came after. There was no going back. No second chances.</w:t>
+      </w:r>
+    </w:p>
+    <w:p>
+      <w:r>
+        <w:t>My phone vibrated. Sarah. 'Jack, we have a problem. The FBI just got a warrant. They're moving in ten minutes. You need to decide now.' I looked at the evidence spread before me. The choice wasn't just about method. It was about survival. The system was closing in. Every second counted. I could hear sirens in the distance. Getting closer. 'They're five minutes out, Jack,' Sarah's voice was urgent. 'What do you want to do?' The weight of the moment pressed down on me. This was it. The point of no return. Whatever I chose next would define everything that came after. There was no going back. No second chances. I felt my heart hammering against my ribs. The old familiar rush of adrenaline. The one that came right before everything went to hell. The phone vibrated. Sarah. 'Jack, we have a problem. The FBI just got a warrant. They're moving in ten minutes. You need to decide now.' I studied the evidence spread before me. The choice wasn't just about method. It was about survival. The system was closing in. Every second counted. I could hear sirens in the distance. Getting closer. 'They're five minutes out, Jack,' Sarah's voice was urgent. 'What do you want to do?' The weight of the moment pressed down on me. This was it. The point of no</w:t>
       </w:r>
     </w:p>
     <w:p>
@@ -985,6 +1040,21 @@
       </w:r>
     </w:p>
     <w:p>
+      <w:r>
+        <w:t>The silence was heavy. Too heavy. In my line of work, silence usually meant someone was waiting. Someone was watching. I kept my hand near my weapon. The old .38 felt familiar. Comfortable. Like an extension of my arm.</w:t>
+      </w:r>
+    </w:p>
+    <w:p>
+      <w:r>
+        <w:t>I scanned the room. Looking for exits. Looking for threats. Looking for anything that didn't belong. My training kicked in. Muscle memory from three decades on the force.</w:t>
+      </w:r>
+    </w:p>
+    <w:p>
+      <w:r>
+        <w:t>The rain hadn't let up. It drummed against the windows like a persistent accusation. I checked my watch. Time was running out. The city outside was a maze of shadows and secrets. Every corner held a potential threat. Every face could be an enemy. I moved through the space carefully. My instincts were on high alert. Years of experience told me when something was wrong. Right now, everything felt wrong. The silence was heavy. Too heavy. In my line of work, silence usually meant someone was waiting. Someone was watching. I kept my hand near my weapon. The old .38 felt familiar. Comfortable. Like an extension of my arm. I scanned the room. Looking for exits. Looking for threats. Looking for anything that didn't belong. My training kicked in. Muscle memory from three decades on the force. The rain hadn't let up. It drummed against the windows like a persistent accusation. I checked my watch. Time was running out. The city outside was a maze of shadows and secrets. Every corner held a potential threat. Every face could be an enemy. I moved through the space carefully. My instincts were on high alert. Years of experience told me when something was wrong. Right now, everything felt wrong. The silence was heavy. Too heavy. In my line of work, silence usually meant someone was waiting. Someone was watching. I kept my hand near my weapon. The old .38 felt familiar. Comfortable. Like an extension of my arm. I scanned the room. Looking for exits. Looking for threats. Looking for anything that didn't belong. My training kicked in. Muscle memory from three decades on the force. The rain hadn't let up. It drummed against the windows like a persistent accusation. I checked my watch. Time was running out. The city outside was a maze of shadows and secrets. Every corner held a potential threat. Every face could be an enemy. I moved through the space carefully. My instincts were</w:t>
+      </w:r>
+    </w:p>
+    <w:p>
       <w:pPr>
         <w:pBdr>
           <w:top w:space="0" w:sz="0" w:val="nil"/>
@@ -1164,6 +1234,21 @@
       </w:r>
     </w:p>
     <w:p>
+      <w:r>
+        <w:t>My phone buzzed again. Another message. Another complication. The web was tightening. I could feel it. Every choice narrowed my options. Every action had consequences I couldn't predict. But standing still wasn't an option either.</w:t>
+      </w:r>
+    </w:p>
+    <w:p>
+      <w:r>
+        <w:t>The clock was ticking. I could hear it in my head. A constant reminder that time was the one thing I couldn't get back. I had to act. I had to decide. Even if the decision was wrong.</w:t>
+      </w:r>
+    </w:p>
+    <w:p>
+      <w:r>
+        <w:t>The situation was getting complicated. Fast. Every move I made seemed to create three new problems. I was playing catch-up in a game where the rules kept changing. Victoria was always one step ahead. Always. I felt the weight of the decisions I'd made. The paths I'd chosen. Some had led here. Some had led to dead ends. But I couldn't go back. I could only move forward. Even if forward meant walking into a trap. My phone buzzed again. Another message. Another complication. The web was tightening. I could feel it. Every choice narrowed my options. Every action had consequences I couldn't predict. But standing still wasn't an option either. The clock was ticking. I could hear it in my head. A constant reminder that time was the one thing I couldn't get back. The situation was getting complicated. Fast. Every move I made seemed to create three new problems. I was playing catch-up in a game where the rules kept changing. Victoria was always one step ahead. Always. I felt the weight of the decisions I'd made. The paths I'd chosen. Some had led here. Some had led to dead ends. But I couldn't go back. I could only move forward. Even if forward meant walking into a trap. The phone buzzed again. Another message. Another complication. The web was tightening. I could feel it. Every choice narrowed my options. Every action had consequences I couldn't predict. But standing still wasn't an option either. The clock was ticking. I could hear it in my head. A constant reminder that time was the one thing I couldn't get back. The situation was getting complicated. Fast. Every move I made seemed to create three new problems. I was playing catch-up in a game where the rules kept changing. Victoria was always one step ahead. Always. I felt the weight of the decisions I'd made. The paths I'd chosen. Some had led here. Some had led to dead ends. But I couldn't go back. I could only move forward. Even if forward meant walking into a trap. The phone buzzed again. Another message. Another complication. The web was tightening. I could feel it. Every choice</w:t>
+      </w:r>
+    </w:p>
+    <w:p>
       <w:pPr>
         <w:pBdr>
           <w:top w:space="0" w:sz="0" w:val="nil"/>
@@ -1364,6 +1449,31 @@
     <w:p>
       <w:r>
         <w:t>'Jack, we need to move,' Sarah said. Her hand was on her weapon. 'Now.'</w:t>
+      </w:r>
+    </w:p>
+    <w:p>
+      <w:r>
+        <w:t>My phone vibrated. Sarah. 'Jack, we have a problem. The FBI just got a warrant. They're moving in ten minutes. You need to decide now.'</w:t>
+      </w:r>
+    </w:p>
+    <w:p>
+      <w:r>
+        <w:t>I looked at the evidence spread before me. The choice wasn't just about method. It was about survival. The system was closing in. Every second counted. I could hear sirens in the distance. Getting closer.</w:t>
+      </w:r>
+    </w:p>
+    <w:p>
+      <w:r>
+        <w:t>'They're five minutes out, Jack,' Sarah's voice was urgent. 'What do you want to do?'</w:t>
+      </w:r>
+    </w:p>
+    <w:p>
+      <w:r>
+        <w:t>The weight of the moment pressed down on me. This was it. The point of no return. Whatever I chose next would define everything that came after. There was no going back. No second chances.</w:t>
+      </w:r>
+    </w:p>
+    <w:p>
+      <w:r>
+        <w:t>My phone vibrated. Sarah. 'Jack, we have a problem. The FBI just got a warrant. They're moving in ten minutes. You need to decide now.' I looked at the evidence spread before me. The choice wasn't just about method. It was about survival. The system was closing in. Every second counted. I could hear sirens in the distance. Getting closer. 'They're five minutes out, Jack,' Sarah's voice was urgent. 'What do you want to do?' The weight of the moment pressed down on me. This was it. The point of no return. Whatever I chose next would define everything that came after. There was no going back. No second chances. I felt my heart hammering against my ribs. The old familiar rush of adrenaline. The one that came right before everything went to hell. The phone vibrated. Sarah. 'Jack, we have a problem. The FBI just got a warrant. They're moving in ten minutes. You need to decide now.' I studied the evidence spread before me. The choice wasn't just about method. It was about survival. The system was closing in. Every second counted. I could hear sirens in the distance. Getting closer. 'They're five minutes out, Jack,' Sarah's voice was urgent. 'What do you want to do?' The</w:t>
       </w:r>
     </w:p>
     <w:p>
@@ -1717,6 +1827,21 @@
       </w:r>
     </w:p>
     <w:p>
+      <w:r>
+        <w:t>The rain hadn't let up. It drummed against the windows like a persistent accusation. I checked my watch. Time was running out. The city outside was a maze of shadows and secrets. Every corner held a potential threat. Every face could be an enemy.</w:t>
+      </w:r>
+    </w:p>
+    <w:p>
+      <w:r>
+        <w:t>I moved through the space carefully. My instincts were on high alert. Years of experience told me when something was wrong. Right now, everything felt wrong.</w:t>
+      </w:r>
+    </w:p>
+    <w:p>
+      <w:r>
+        <w:t>The rain hadn't let up. It drummed against the windows like a persistent accusation. I checked my watch. Time was running out. The city outside was a maze of shadows and secrets. Every corner held a potential threat. Every face could be an enemy. I moved through the space carefully. My instincts were on high alert. Years of experience told me when something was wrong. Right now, everything felt wrong. The silence was heavy. Too heavy. In my line of work, silence usually meant someone was waiting. Someone was watching. I kept my hand near my weapon. The old .38 felt familiar. Comfortable. Like an extension of my arm. I scanned the room. Looking for exits. Looking for threats. Looking for anything that didn't belong. My training kicked in. Muscle memory from three decades on the force. The rain hadn't let up. It drummed against the windows like a persistent accusation. I checked my watch. Time was running out. The city outside was a maze of shadows and secrets. Every corner held a potential threat. Every face could be an enemy. I moved through the space carefully. My instincts were on high alert. Years of experience told me when something was wrong. Right now, everything felt wrong. The silence was heavy. Too heavy. In my line of work, silence usually meant someone was waiting. Someone was watching. I kept my hand near my weapon. The old .38 felt familiar. Comfortable. Like an extension of my arm. I scanned the room. Looking for exits. Looking for threats. Looking for anything that didn't belong. My training kicked in. Muscle memory from three decades on the force. The rain hadn't let up. It drummed against the windows like a persistent accusation. I checked my watch. Time was running out. The city outside was a maze of shadows and secrets. Every corner held a potential threat. Every face could be an enemy. I moved through the space carefully. My instincts were on high alert. Years of experience told me when something was wrong. Right now, everything felt wrong.</w:t>
+      </w:r>
+    </w:p>
+    <w:p>
       <w:pPr>
         <w:pBdr>
           <w:top w:space="0" w:sz="0" w:val="nil"/>
@@ -1891,6 +2016,21 @@
       </w:r>
     </w:p>
     <w:p>
+      <w:r>
+        <w:t>The situation was getting complicated. Fast. Every move I made seemed to create three new problems. I was playing catch-up in a game where the rules kept changing. Victoria was always one step ahead. Always.</w:t>
+      </w:r>
+    </w:p>
+    <w:p>
+      <w:r>
+        <w:t>I felt the weight of the decisions I'd made. The paths I'd chosen. Some had led here. Some had led to dead ends. But I couldn't go back. I could only move forward. Even if forward meant walking into a trap.</w:t>
+      </w:r>
+    </w:p>
+    <w:p>
+      <w:r>
+        <w:t>The situation was getting complicated. Fast. Every move I made seemed to create three new problems. I was playing catch-up in a game where the rules kept changing. Victoria was always one step ahead. Always. I felt the weight of the decisions I'd made. The paths I'd chosen. Some had led here. Some had led to dead ends. But I couldn't go back. I could only move forward. Even if forward meant walking into a trap. My phone buzzed again. Another message. Another complication. The web was tightening. I could feel it. Every choice narrowed my options. Every action had consequences I couldn't predict. But standing still wasn't an option either. The clock was ticking. I could hear it in my head. A constant reminder that time was the one thing I couldn't get back. The situation was getting complicated. Fast. Every move I made seemed to create three new problems. I was playing catch-up in a game where the rules kept changing. Victoria was always one step ahead. Always. I felt the weight of the decisions I'd made. The paths I'd chosen. Some had led here. Some had led to dead ends. But I couldn't go back. I could only move forward. Even if forward meant walking into a trap. The phone buzzed again. Another message. Another complication. The web was tightening. I could feel it. Every choice narrowed my options. Every action had consequences I couldn't predict. But standing still wasn't an option either. The clock was ticking. I could hear it in my head. A constant reminder that time was the one thing I couldn't get back. The situation was getting complicated. Fast. Every move I made seemed to create three new problems. I was playing catch-up in a game where the rules kept changing. Victoria was always one step ahead. Always. I felt the weight of the decisions I'd made. The paths I'd chosen. Some had led here. Some had led to dead ends. But I couldn't go back. I could only move forward. Even if forward meant walking into a trap. The phone buzzed again. Another message. Another complication. The web was tightening. I could</w:t>
+      </w:r>
+    </w:p>
+    <w:p>
       <w:pPr>
         <w:pBdr>
           <w:top w:space="0" w:sz="0" w:val="nil"/>
@@ -2078,6 +2218,31 @@
     <w:p>
       <w:r>
         <w:t>'They're five minutes out, Jack,' Sarah's voice was urgent. 'What do you want to do?'</w:t>
+      </w:r>
+    </w:p>
+    <w:p>
+      <w:r>
+        <w:t>The phone rang. Martinez. 'Halloway, we know where you are. We're sending a team. You have fifteen minutes to surrender or we're coming in hot.'</w:t>
+      </w:r>
+    </w:p>
+    <w:p>
+      <w:r>
+        <w:t>I looked around. The evidence was here. The choice was here. But the law was closing in. I could hear helicopters in the distance. The net was tightening.</w:t>
+      </w:r>
+    </w:p>
+    <w:p>
+      <w:r>
+        <w:t>'Jack, we need to move,' Sarah said. Her hand was on her weapon. 'Now.'</w:t>
+      </w:r>
+    </w:p>
+    <w:p>
+      <w:r>
+        <w:t>The moment crystallized. Everything I'd done. Everything I'd risked. It all came down to this. One decision. One choice. The wrong one meant prison. The right one meant... I wasn't sure what it meant anymore. But I had to choose.</w:t>
+      </w:r>
+    </w:p>
+    <w:p>
+      <w:r>
+        <w:t>My phone vibrated. Sarah. 'Jack, we have a problem. The FBI just got a warrant. They're moving in ten minutes. You need to decide now.' I looked at the evidence spread before me. The choice wasn't just about method. It was about survival. The system was closing in. Every second counted. I could hear sirens in the distance. Getting closer. 'They're five minutes out, Jack,' Sarah's voice was urgent. 'What do you want to do?' The weight of the moment pressed down on me. This was it. The point of no return. Whatever I chose next would define everything that came after. There was no going back. No second chances. I felt my heart hammering against my ribs. The old familiar rush of adrenaline. The one that came right before everything went to hell. The phone vibrated. Sarah. 'Jack, we have a problem. The FBI just got a warrant. They're moving in ten minutes. You need to decide now.' I studied the evidence spread before me. The choice wasn't just about method. It was about survival. The system was closing in. Every second counted. I could hear sirens in the distance. Getting closer. 'They're five minutes out, Jack,' Sarah's voice was urgent. 'What do you want to do?' The weight of the moment pressed down on me. This was it.</w:t>
       </w:r>
     </w:p>
     <w:p>
@@ -2404,6 +2569,21 @@
       </w:r>
     </w:p>
     <w:p>
+      <w:r>
+        <w:t>The rain hadn't let up. It drummed against the windows like a persistent accusation. I checked my watch. Time was running out. The city outside was a maze of shadows and secrets. Every corner held a potential threat. Every face could be an enemy.</w:t>
+      </w:r>
+    </w:p>
+    <w:p>
+      <w:r>
+        <w:t>I moved through the space carefully. My instincts were on high alert. Years of experience told me when something was wrong. Right now, everything felt wrong.</w:t>
+      </w:r>
+    </w:p>
+    <w:p>
+      <w:r>
+        <w:t>The rain hadn't let up. It drummed against the windows like a persistent accusation. I checked my watch. Time was running out. The city outside was a maze of shadows and secrets. Every corner held a potential threat. Every face could be an enemy. I moved through the space carefully. My instincts were on high alert. Years of experience told me when something was wrong. Right now, everything felt wrong. The silence was heavy. Too heavy. In my line of work, silence usually meant someone was waiting. Someone was watching. I kept my hand near my weapon. The old .38 felt familiar. Comfortable. Like an extension of my arm. I scanned the room. Looking for exits. Looking for threats. Looking for anything that didn't belong. My training kicked in. Muscle memory from three decades on the force. The rain hadn't let up. It drummed against the windows like a persistent accusation. I checked my watch. Time was running out. The city outside was a maze of shadows and secrets. Every corner held a potential threat. Every face could be an enemy. I moved through the space carefully. My instincts were on high alert. Years of experience told me when something was wrong. Right now, everything felt wrong. The silence was heavy. Too heavy. In my line of work, silence usually meant someone was waiting. Someone was watching. I kept my hand near my weapon. The old .38 felt familiar. Comfortable. Like an extension of my arm. I scanned the room. Looking for exits. Looking for threats. Looking for anything that didn't belong. My training kicked in. Muscle memory from three decades on the force. The rain hadn't let up. It drummed against the windows like a persistent accusation. I checked my watch. Time was running out. The city outside was a maze of shadows and secrets. Every corner held a potential threat. Every face could be an enemy. I</w:t>
+      </w:r>
+    </w:p>
+    <w:p>
       <w:pPr>
         <w:pBdr>
           <w:top w:space="0" w:sz="0" w:val="nil"/>
@@ -2583,6 +2763,21 @@
       </w:r>
     </w:p>
     <w:p>
+      <w:r>
+        <w:t>The situation was getting complicated. Fast. Every move I made seemed to create three new problems. I was playing catch-up in a game where the rules kept changing. Victoria was always one step ahead. Always.</w:t>
+      </w:r>
+    </w:p>
+    <w:p>
+      <w:r>
+        <w:t>I felt the weight of the decisions I'd made. The paths I'd chosen. Some had led here. Some had led to dead ends. But I couldn't go back. I could only move forward. Even if forward meant walking into a trap.</w:t>
+      </w:r>
+    </w:p>
+    <w:p>
+      <w:r>
+        <w:t>The situation was getting complicated. Fast. Every move I made seemed to create three new problems. I was playing catch-up in a game where the rules kept changing. Victoria was always one step ahead. Always. I felt the weight of the decisions I'd made. The paths I'd chosen. Some had led here. Some had led to dead ends. But I couldn't go back. I could only move forward. Even if forward meant walking into a trap. My phone buzzed again. Another message. Another complication. The web was tightening. I could feel it. Every choice narrowed my options. Every action had consequences I couldn't predict. But standing still wasn't an option either. The clock was ticking. I could hear it in my head. A constant reminder that time was the one thing I couldn't get back. The situation was getting complicated. Fast. Every move I made seemed to create three new problems. I was playing catch-up in a game where the rules kept changing. Victoria was always one step ahead. Always. I felt the weight of the decisions I'd made. The paths I'd chosen. Some had led here. Some had led to dead ends. But I couldn't go back. I could only move forward. Even if forward meant walking into a trap. The phone buzzed again. Another message. Another complication. The web was tightening. I could feel it. Every choice narrowed my options. Every action had consequences I couldn't predict. But standing still wasn't an option either. The clock was ticking. I could hear it in my head. A constant reminder that time was the one thing I couldn't get back. The situation was getting complicated. Fast. Every move I made seemed to create three new problems. I was playing catch-up in a game where the rules kept changing. Victoria was always one step ahead. Always. I felt the weight of the decisions I'd made. The paths I'd chosen. Some had led here. Some had led to dead ends. But I couldn't go back. I could only move forward. Even if forward meant walking into a trap. The phone buzzed again. Another message. Another complication. The web was tightening. I could feel</w:t>
+      </w:r>
+    </w:p>
+    <w:p>
       <w:pPr>
         <w:pBdr>
           <w:top w:space="0" w:sz="0" w:val="nil"/>
@@ -2783,6 +2978,31 @@
     <w:p>
       <w:r>
         <w:t>'Jack?' Sarah's voice cut through my thoughts. 'We're out of time. What's your call?'</w:t>
+      </w:r>
+    </w:p>
+    <w:p>
+      <w:r>
+        <w:t>The clock was ticking. Literally. I could hear it on the wall. Each second a reminder that time was running out. The evidence was here. The choice was here. But the window was closing.</w:t>
+      </w:r>
+    </w:p>
+    <w:p>
+      <w:r>
+        <w:t>I felt the pressure building. The kind of pressure that makes your chest tight. The kind that makes your hands shake. But I'd been here before. Not exactly here. But close enough. Close enough to know that hesitation was death.</w:t>
+      </w:r>
+    </w:p>
+    <w:p>
+      <w:r>
+        <w:t>My phone lit up. Victoria. 'The evidence room supervisor just received orders to destroy the files. You have two hours before they're incinerated. Your choice, Detective. Do you trust the system or do you trust me?'</w:t>
+      </w:r>
+    </w:p>
+    <w:p>
+      <w:r>
+        <w:t>I looked at Sarah. At the evidence. At the clock. Time was running out. The bureaucracy was protecting itself. I had to act now or lose everything.</w:t>
+      </w:r>
+    </w:p>
+    <w:p>
+      <w:r>
+        <w:t>My phone vibrated. Sarah. 'Jack, we have a problem. The FBI just got a warrant. They're moving in ten minutes. You need to decide now.' I looked at the evidence spread before me. The choice wasn't just about method. It was about survival. The system was closing in. Every second counted. I could hear sirens in the distance. Getting closer. 'They're five minutes out, Jack,' Sarah's voice was urgent. 'What do you want to do?' The weight of the moment pressed down on me. This was it. The point of no return. Whatever I chose next would define everything that came after. There was no going back. No second chances. I felt my heart hammering against my ribs. The old familiar rush of adrenaline. The one that came right before everything went to hell. The phone vibrated. Sarah. 'Jack, we have a problem. The FBI just got a warrant. They're moving in ten minutes. You need to decide now.' I studied the evidence spread before me. The choice wasn't just about method. It</w:t>
       </w:r>
     </w:p>
     <w:p>
